--- a/Chemistry/Units/06-Energy in Chemical Reactions/Unit Plan.docx
+++ b/Chemistry/Units/06-Energy in Chemical Reactions/Unit Plan.docx
@@ -316,7 +316,7 @@
                 <w:sz w:val="22"/>
                 <w:u w:val="none"/>
               </w:rPr>
-              <w:t>Exothermic vs. Endothermic Reactions</w:t>
+              <w:t>Exothermic vs. Endothermic Reactions (Day 1 of 2)</w:t>
             </w:r>
           </w:p>
         </w:tc>
@@ -335,7 +335,7 @@
                 <w:sz w:val="22"/>
                 <w:u w:val="none"/>
               </w:rPr>
-              <w:t>2</w:t>
+              <w:t>1</w:t>
             </w:r>
           </w:p>
         </w:tc>
@@ -354,7 +354,7 @@
                 <w:sz w:val="22"/>
                 <w:u w:val="none"/>
               </w:rPr>
-              <w:t>At the end of 42 minutes I can classify a chemical reaction as exothermic or endothermic based on temperature change dat...</w:t>
+              <w:t>At the end of 42 minutes I can define and identify key concepts related to: classify a chemical reaction as exothermic o...</w:t>
             </w:r>
           </w:p>
         </w:tc>
@@ -396,7 +396,7 @@
                 <w:sz w:val="22"/>
                 <w:u w:val="none"/>
               </w:rPr>
-              <w:t>Potential Energy Diagrams and Activation Energy</w:t>
+              <w:t>Exothermic vs. Endothermic Reactions (Day 2 of 2)</w:t>
             </w:r>
           </w:p>
         </w:tc>
@@ -416,7 +416,7 @@
                 <w:sz w:val="22"/>
                 <w:u w:val="none"/>
               </w:rPr>
-              <w:t>3</w:t>
+              <w:t>1</w:t>
             </w:r>
           </w:p>
         </w:tc>
@@ -436,7 +436,7 @@
                 <w:sz w:val="22"/>
                 <w:u w:val="none"/>
               </w:rPr>
-              <w:t>At the end of 42 minutes I can draw and interpret a potential energy diagram for exothermic and endothermic reactions, l...</w:t>
+              <w:t>At the end of 42 minutes I can apply and analyze my understanding to classify a chemical reaction as exothermic or endot...</w:t>
             </w:r>
           </w:p>
         </w:tc>
@@ -476,7 +476,7 @@
                 <w:sz w:val="22"/>
                 <w:u w:val="none"/>
               </w:rPr>
-              <w:t>Calorimetry and Calculating Heat (q = mCdeltaT)</w:t>
+              <w:t>Potential Energy Diagrams and Activation Energy (Day 1 of 3)</w:t>
             </w:r>
           </w:p>
         </w:tc>
@@ -495,7 +495,7 @@
                 <w:sz w:val="22"/>
                 <w:u w:val="none"/>
               </w:rPr>
-              <w:t>3</w:t>
+              <w:t>1</w:t>
             </w:r>
           </w:p>
         </w:tc>
@@ -514,7 +514,7 @@
                 <w:sz w:val="22"/>
                 <w:u w:val="none"/>
               </w:rPr>
-              <w:t>At the end of 42 minutes I can use the equation q = mCdeltaT to calculate the heat absorbed or released during a physica...</w:t>
+              <w:t>At the end of 42 minutes I can define and describe key concepts related to: draw and interpret a potential energy diagra...</w:t>
             </w:r>
           </w:p>
         </w:tc>
@@ -556,7 +556,7 @@
                 <w:sz w:val="22"/>
                 <w:u w:val="none"/>
               </w:rPr>
-              <w:t>Enthalpy, Bond Energy, and Energy in Reactions</w:t>
+              <w:t>Potential Energy Diagrams and Activation Energy (Day 2 of 3)</w:t>
             </w:r>
           </w:p>
         </w:tc>
@@ -576,7 +576,7 @@
                 <w:sz w:val="22"/>
                 <w:u w:val="none"/>
               </w:rPr>
-              <w:t>3</w:t>
+              <w:t>1</w:t>
             </w:r>
           </w:p>
         </w:tc>
@@ -596,7 +596,7 @@
                 <w:sz w:val="22"/>
                 <w:u w:val="none"/>
               </w:rPr>
-              <w:t>At the end of 42 minutes I can explain how breaking bonds requires energy and forming bonds releases energy, and use bon...</w:t>
+              <w:t>At the end of 42 minutes I can apply and compare concepts and draw and interpret a potential energy diagram for exotherm...</w:t>
             </w:r>
           </w:p>
         </w:tc>
@@ -636,7 +636,7 @@
                 <w:sz w:val="22"/>
                 <w:u w:val="none"/>
               </w:rPr>
-              <w:t>Hess's Law and Enthalpy Calculations</w:t>
+              <w:t>Potential Energy Diagrams and Activation Energy (Day 3 of 3)</w:t>
             </w:r>
           </w:p>
         </w:tc>
@@ -655,7 +655,7 @@
                 <w:sz w:val="22"/>
                 <w:u w:val="none"/>
               </w:rPr>
-              <w:t>3</w:t>
+              <w:t>1</w:t>
             </w:r>
           </w:p>
         </w:tc>
@@ -674,7 +674,7 @@
                 <w:sz w:val="22"/>
                 <w:u w:val="none"/>
               </w:rPr>
-              <w:t>At the end of 42 minutes I can apply Hess's Law to calculate the enthalpy change of a reaction by combining two or more ...</w:t>
+              <w:t>At the end of 42 minutes I can evaluate and explain my understanding to draw and interpret a potential energy diagram fo...</w:t>
             </w:r>
           </w:p>
         </w:tc>
@@ -716,7 +716,7 @@
                 <w:sz w:val="22"/>
                 <w:u w:val="none"/>
               </w:rPr>
-              <w:t>Energy in Reactions Review and Performance Task</w:t>
+              <w:t>Calorimetry and Calculating Heat (q = mCdeltaT) (Day 1 of 3)</w:t>
             </w:r>
           </w:p>
         </w:tc>
@@ -736,7 +736,7 @@
                 <w:sz w:val="22"/>
                 <w:u w:val="none"/>
               </w:rPr>
-              <w:t>2</w:t>
+              <w:t>1</w:t>
             </w:r>
           </w:p>
         </w:tc>
@@ -756,7 +756,967 @@
                 <w:sz w:val="22"/>
                 <w:u w:val="none"/>
               </w:rPr>
-              <w:t>At the end of 42 minutes I can connect exothermic/endothermic classification, PE diagrams, calorimetry calculations, bon...</w:t>
+              <w:t>At the end of 42 minutes I can define and describe key concepts related to: use the equation q = mCdeltaT to calculate t...</w:t>
+            </w:r>
+          </w:p>
+        </w:tc>
+      </w:tr>
+      <w:tr>
+        <w:tc>
+          <w:tcPr>
+            <w:tcW w:type="dxa" w:w="1008"/>
+          </w:tcPr>
+          <w:p>
+            <w:r/>
+            <w:r>
+              <w:rPr>
+                <w:rFonts w:ascii="Calibri" w:hAnsi="Calibri"/>
+                <w:b w:val="0"/>
+                <w:i w:val="0"/>
+                <w:color w:val="000000"/>
+                <w:sz w:val="22"/>
+                <w:u w:val="none"/>
+              </w:rPr>
+              <w:t>7</w:t>
+            </w:r>
+          </w:p>
+        </w:tc>
+        <w:tc>
+          <w:tcPr>
+            <w:tcW w:type="dxa" w:w="2880"/>
+          </w:tcPr>
+          <w:p>
+            <w:r/>
+            <w:r>
+              <w:rPr>
+                <w:rFonts w:ascii="Calibri" w:hAnsi="Calibri"/>
+                <w:b w:val="0"/>
+                <w:i w:val="0"/>
+                <w:color w:val="000000"/>
+                <w:sz w:val="22"/>
+                <w:u w:val="none"/>
+              </w:rPr>
+              <w:t>Calorimetry and Calculating Heat (q = mCdeltaT) (Day 2 of 3)</w:t>
+            </w:r>
+          </w:p>
+        </w:tc>
+        <w:tc>
+          <w:tcPr>
+            <w:tcW w:type="dxa" w:w="864"/>
+          </w:tcPr>
+          <w:p>
+            <w:r/>
+            <w:r>
+              <w:rPr>
+                <w:rFonts w:ascii="Calibri" w:hAnsi="Calibri"/>
+                <w:b w:val="0"/>
+                <w:i w:val="0"/>
+                <w:color w:val="000000"/>
+                <w:sz w:val="22"/>
+                <w:u w:val="none"/>
+              </w:rPr>
+              <w:t>1</w:t>
+            </w:r>
+          </w:p>
+        </w:tc>
+        <w:tc>
+          <w:tcPr>
+            <w:tcW w:type="dxa" w:w="5040"/>
+          </w:tcPr>
+          <w:p>
+            <w:r/>
+            <w:r>
+              <w:rPr>
+                <w:rFonts w:ascii="Calibri" w:hAnsi="Calibri"/>
+                <w:b w:val="0"/>
+                <w:i w:val="0"/>
+                <w:color w:val="000000"/>
+                <w:sz w:val="22"/>
+                <w:u w:val="none"/>
+              </w:rPr>
+              <w:t>At the end of 42 minutes I can apply and compare concepts and use the equation q = mCdeltaT to calculate the heat absorb...</w:t>
+            </w:r>
+          </w:p>
+        </w:tc>
+      </w:tr>
+      <w:tr>
+        <w:tc>
+          <w:tcPr>
+            <w:tcW w:type="dxa" w:w="1008"/>
+            <w:shd w:fill="F2F2F2" w:val="clear"/>
+          </w:tcPr>
+          <w:p>
+            <w:r/>
+            <w:r>
+              <w:rPr>
+                <w:rFonts w:ascii="Calibri" w:hAnsi="Calibri"/>
+                <w:b w:val="0"/>
+                <w:i w:val="0"/>
+                <w:color w:val="000000"/>
+                <w:sz w:val="22"/>
+                <w:u w:val="none"/>
+              </w:rPr>
+              <w:t>8</w:t>
+            </w:r>
+          </w:p>
+        </w:tc>
+        <w:tc>
+          <w:tcPr>
+            <w:tcW w:type="dxa" w:w="2880"/>
+            <w:shd w:fill="F2F2F2" w:val="clear"/>
+          </w:tcPr>
+          <w:p>
+            <w:r/>
+            <w:r>
+              <w:rPr>
+                <w:rFonts w:ascii="Calibri" w:hAnsi="Calibri"/>
+                <w:b w:val="0"/>
+                <w:i w:val="0"/>
+                <w:color w:val="000000"/>
+                <w:sz w:val="22"/>
+                <w:u w:val="none"/>
+              </w:rPr>
+              <w:t>Calorimetry and Calculating Heat (q = mCdeltaT) (Day 3 of 3)</w:t>
+            </w:r>
+          </w:p>
+        </w:tc>
+        <w:tc>
+          <w:tcPr>
+            <w:tcW w:type="dxa" w:w="864"/>
+            <w:shd w:fill="F2F2F2" w:val="clear"/>
+          </w:tcPr>
+          <w:p>
+            <w:r/>
+            <w:r>
+              <w:rPr>
+                <w:rFonts w:ascii="Calibri" w:hAnsi="Calibri"/>
+                <w:b w:val="0"/>
+                <w:i w:val="0"/>
+                <w:color w:val="000000"/>
+                <w:sz w:val="22"/>
+                <w:u w:val="none"/>
+              </w:rPr>
+              <w:t>1</w:t>
+            </w:r>
+          </w:p>
+        </w:tc>
+        <w:tc>
+          <w:tcPr>
+            <w:tcW w:type="dxa" w:w="5040"/>
+            <w:shd w:fill="F2F2F2" w:val="clear"/>
+          </w:tcPr>
+          <w:p>
+            <w:r/>
+            <w:r>
+              <w:rPr>
+                <w:rFonts w:ascii="Calibri" w:hAnsi="Calibri"/>
+                <w:b w:val="0"/>
+                <w:i w:val="0"/>
+                <w:color w:val="000000"/>
+                <w:sz w:val="22"/>
+                <w:u w:val="none"/>
+              </w:rPr>
+              <w:t>At the end of 42 minutes I can evaluate and explain my understanding to use the equation q = mCdeltaT to calculate the h...</w:t>
+            </w:r>
+          </w:p>
+        </w:tc>
+      </w:tr>
+      <w:tr>
+        <w:tc>
+          <w:tcPr>
+            <w:tcW w:type="dxa" w:w="1008"/>
+          </w:tcPr>
+          <w:p>
+            <w:r/>
+            <w:r>
+              <w:rPr>
+                <w:rFonts w:ascii="Calibri" w:hAnsi="Calibri"/>
+                <w:b w:val="0"/>
+                <w:i w:val="0"/>
+                <w:color w:val="000000"/>
+                <w:sz w:val="22"/>
+                <w:u w:val="none"/>
+              </w:rPr>
+              <w:t>9</w:t>
+            </w:r>
+          </w:p>
+        </w:tc>
+        <w:tc>
+          <w:tcPr>
+            <w:tcW w:type="dxa" w:w="2880"/>
+          </w:tcPr>
+          <w:p>
+            <w:r/>
+            <w:r>
+              <w:rPr>
+                <w:rFonts w:ascii="Calibri" w:hAnsi="Calibri"/>
+                <w:b w:val="0"/>
+                <w:i w:val="0"/>
+                <w:color w:val="000000"/>
+                <w:sz w:val="22"/>
+                <w:u w:val="none"/>
+              </w:rPr>
+              <w:t>Enthalpy, Bond Energy, and Energy in Reactions (Day 1 of 3)</w:t>
+            </w:r>
+          </w:p>
+        </w:tc>
+        <w:tc>
+          <w:tcPr>
+            <w:tcW w:type="dxa" w:w="864"/>
+          </w:tcPr>
+          <w:p>
+            <w:r/>
+            <w:r>
+              <w:rPr>
+                <w:rFonts w:ascii="Calibri" w:hAnsi="Calibri"/>
+                <w:b w:val="0"/>
+                <w:i w:val="0"/>
+                <w:color w:val="000000"/>
+                <w:sz w:val="22"/>
+                <w:u w:val="none"/>
+              </w:rPr>
+              <w:t>1</w:t>
+            </w:r>
+          </w:p>
+        </w:tc>
+        <w:tc>
+          <w:tcPr>
+            <w:tcW w:type="dxa" w:w="5040"/>
+          </w:tcPr>
+          <w:p>
+            <w:r/>
+            <w:r>
+              <w:rPr>
+                <w:rFonts w:ascii="Calibri" w:hAnsi="Calibri"/>
+                <w:b w:val="0"/>
+                <w:i w:val="0"/>
+                <w:color w:val="000000"/>
+                <w:sz w:val="22"/>
+                <w:u w:val="none"/>
+              </w:rPr>
+              <w:t>At the end of 42 minutes I can define and describe key concepts related to: explain how breaking bonds requires energy a...</w:t>
+            </w:r>
+          </w:p>
+        </w:tc>
+      </w:tr>
+      <w:tr>
+        <w:tc>
+          <w:tcPr>
+            <w:tcW w:type="dxa" w:w="1008"/>
+            <w:shd w:fill="F2F2F2" w:val="clear"/>
+          </w:tcPr>
+          <w:p>
+            <w:r/>
+            <w:r>
+              <w:rPr>
+                <w:rFonts w:ascii="Calibri" w:hAnsi="Calibri"/>
+                <w:b w:val="0"/>
+                <w:i w:val="0"/>
+                <w:color w:val="000000"/>
+                <w:sz w:val="22"/>
+                <w:u w:val="none"/>
+              </w:rPr>
+              <w:t>10</w:t>
+            </w:r>
+          </w:p>
+        </w:tc>
+        <w:tc>
+          <w:tcPr>
+            <w:tcW w:type="dxa" w:w="2880"/>
+            <w:shd w:fill="F2F2F2" w:val="clear"/>
+          </w:tcPr>
+          <w:p>
+            <w:r/>
+            <w:r>
+              <w:rPr>
+                <w:rFonts w:ascii="Calibri" w:hAnsi="Calibri"/>
+                <w:b w:val="0"/>
+                <w:i w:val="0"/>
+                <w:color w:val="000000"/>
+                <w:sz w:val="22"/>
+                <w:u w:val="none"/>
+              </w:rPr>
+              <w:t>Enthalpy, Bond Energy, and Energy in Reactions (Day 2 of 3)</w:t>
+            </w:r>
+          </w:p>
+        </w:tc>
+        <w:tc>
+          <w:tcPr>
+            <w:tcW w:type="dxa" w:w="864"/>
+            <w:shd w:fill="F2F2F2" w:val="clear"/>
+          </w:tcPr>
+          <w:p>
+            <w:r/>
+            <w:r>
+              <w:rPr>
+                <w:rFonts w:ascii="Calibri" w:hAnsi="Calibri"/>
+                <w:b w:val="0"/>
+                <w:i w:val="0"/>
+                <w:color w:val="000000"/>
+                <w:sz w:val="22"/>
+                <w:u w:val="none"/>
+              </w:rPr>
+              <w:t>1</w:t>
+            </w:r>
+          </w:p>
+        </w:tc>
+        <w:tc>
+          <w:tcPr>
+            <w:tcW w:type="dxa" w:w="5040"/>
+            <w:shd w:fill="F2F2F2" w:val="clear"/>
+          </w:tcPr>
+          <w:p>
+            <w:r/>
+            <w:r>
+              <w:rPr>
+                <w:rFonts w:ascii="Calibri" w:hAnsi="Calibri"/>
+                <w:b w:val="0"/>
+                <w:i w:val="0"/>
+                <w:color w:val="000000"/>
+                <w:sz w:val="22"/>
+                <w:u w:val="none"/>
+              </w:rPr>
+              <w:t>At the end of 42 minutes I can apply and compare concepts and explain how breaking bonds requires energy and forming bon...</w:t>
+            </w:r>
+          </w:p>
+        </w:tc>
+      </w:tr>
+      <w:tr>
+        <w:tc>
+          <w:tcPr>
+            <w:tcW w:type="dxa" w:w="1008"/>
+          </w:tcPr>
+          <w:p>
+            <w:r/>
+            <w:r>
+              <w:rPr>
+                <w:rFonts w:ascii="Calibri" w:hAnsi="Calibri"/>
+                <w:b w:val="0"/>
+                <w:i w:val="0"/>
+                <w:color w:val="000000"/>
+                <w:sz w:val="22"/>
+                <w:u w:val="none"/>
+              </w:rPr>
+              <w:t>11</w:t>
+            </w:r>
+          </w:p>
+        </w:tc>
+        <w:tc>
+          <w:tcPr>
+            <w:tcW w:type="dxa" w:w="2880"/>
+          </w:tcPr>
+          <w:p>
+            <w:r/>
+            <w:r>
+              <w:rPr>
+                <w:rFonts w:ascii="Calibri" w:hAnsi="Calibri"/>
+                <w:b w:val="0"/>
+                <w:i w:val="0"/>
+                <w:color w:val="000000"/>
+                <w:sz w:val="22"/>
+                <w:u w:val="none"/>
+              </w:rPr>
+              <w:t>Enthalpy, Bond Energy, and Energy in Reactions (Day 3 of 3)</w:t>
+            </w:r>
+          </w:p>
+        </w:tc>
+        <w:tc>
+          <w:tcPr>
+            <w:tcW w:type="dxa" w:w="864"/>
+          </w:tcPr>
+          <w:p>
+            <w:r/>
+            <w:r>
+              <w:rPr>
+                <w:rFonts w:ascii="Calibri" w:hAnsi="Calibri"/>
+                <w:b w:val="0"/>
+                <w:i w:val="0"/>
+                <w:color w:val="000000"/>
+                <w:sz w:val="22"/>
+                <w:u w:val="none"/>
+              </w:rPr>
+              <w:t>1</w:t>
+            </w:r>
+          </w:p>
+        </w:tc>
+        <w:tc>
+          <w:tcPr>
+            <w:tcW w:type="dxa" w:w="5040"/>
+          </w:tcPr>
+          <w:p>
+            <w:r/>
+            <w:r>
+              <w:rPr>
+                <w:rFonts w:ascii="Calibri" w:hAnsi="Calibri"/>
+                <w:b w:val="0"/>
+                <w:i w:val="0"/>
+                <w:color w:val="000000"/>
+                <w:sz w:val="22"/>
+                <w:u w:val="none"/>
+              </w:rPr>
+              <w:t>At the end of 42 minutes I can evaluate and explain my understanding to explain how breaking bonds requires energy and f...</w:t>
+            </w:r>
+          </w:p>
+        </w:tc>
+      </w:tr>
+      <w:tr>
+        <w:tc>
+          <w:tcPr>
+            <w:tcW w:type="dxa" w:w="1008"/>
+            <w:shd w:fill="F2F2F2" w:val="clear"/>
+          </w:tcPr>
+          <w:p>
+            <w:r/>
+            <w:r>
+              <w:rPr>
+                <w:rFonts w:ascii="Calibri" w:hAnsi="Calibri"/>
+                <w:b w:val="0"/>
+                <w:i w:val="0"/>
+                <w:color w:val="000000"/>
+                <w:sz w:val="22"/>
+                <w:u w:val="none"/>
+              </w:rPr>
+              <w:t>12</w:t>
+            </w:r>
+          </w:p>
+        </w:tc>
+        <w:tc>
+          <w:tcPr>
+            <w:tcW w:type="dxa" w:w="2880"/>
+            <w:shd w:fill="F2F2F2" w:val="clear"/>
+          </w:tcPr>
+          <w:p>
+            <w:r/>
+            <w:r>
+              <w:rPr>
+                <w:rFonts w:ascii="Calibri" w:hAnsi="Calibri"/>
+                <w:b w:val="0"/>
+                <w:i w:val="0"/>
+                <w:color w:val="000000"/>
+                <w:sz w:val="22"/>
+                <w:u w:val="none"/>
+              </w:rPr>
+              <w:t>Hess's Law and Enthalpy Calculations (Day 1 of 3)</w:t>
+            </w:r>
+          </w:p>
+        </w:tc>
+        <w:tc>
+          <w:tcPr>
+            <w:tcW w:type="dxa" w:w="864"/>
+            <w:shd w:fill="F2F2F2" w:val="clear"/>
+          </w:tcPr>
+          <w:p>
+            <w:r/>
+            <w:r>
+              <w:rPr>
+                <w:rFonts w:ascii="Calibri" w:hAnsi="Calibri"/>
+                <w:b w:val="0"/>
+                <w:i w:val="0"/>
+                <w:color w:val="000000"/>
+                <w:sz w:val="22"/>
+                <w:u w:val="none"/>
+              </w:rPr>
+              <w:t>1</w:t>
+            </w:r>
+          </w:p>
+        </w:tc>
+        <w:tc>
+          <w:tcPr>
+            <w:tcW w:type="dxa" w:w="5040"/>
+            <w:shd w:fill="F2F2F2" w:val="clear"/>
+          </w:tcPr>
+          <w:p>
+            <w:r/>
+            <w:r>
+              <w:rPr>
+                <w:rFonts w:ascii="Calibri" w:hAnsi="Calibri"/>
+                <w:b w:val="0"/>
+                <w:i w:val="0"/>
+                <w:color w:val="000000"/>
+                <w:sz w:val="22"/>
+                <w:u w:val="none"/>
+              </w:rPr>
+              <w:t>At the end of 42 minutes I can define and describe key concepts related to: apply Hess's Law to calculate the enthalpy c...</w:t>
+            </w:r>
+          </w:p>
+        </w:tc>
+      </w:tr>
+      <w:tr>
+        <w:tc>
+          <w:tcPr>
+            <w:tcW w:type="dxa" w:w="1008"/>
+          </w:tcPr>
+          <w:p>
+            <w:r/>
+            <w:r>
+              <w:rPr>
+                <w:rFonts w:ascii="Calibri" w:hAnsi="Calibri"/>
+                <w:b w:val="0"/>
+                <w:i w:val="0"/>
+                <w:color w:val="000000"/>
+                <w:sz w:val="22"/>
+                <w:u w:val="none"/>
+              </w:rPr>
+              <w:t>13</w:t>
+            </w:r>
+          </w:p>
+        </w:tc>
+        <w:tc>
+          <w:tcPr>
+            <w:tcW w:type="dxa" w:w="2880"/>
+          </w:tcPr>
+          <w:p>
+            <w:r/>
+            <w:r>
+              <w:rPr>
+                <w:rFonts w:ascii="Calibri" w:hAnsi="Calibri"/>
+                <w:b w:val="0"/>
+                <w:i w:val="0"/>
+                <w:color w:val="000000"/>
+                <w:sz w:val="22"/>
+                <w:u w:val="none"/>
+              </w:rPr>
+              <w:t>Hess's Law and Enthalpy Calculations (Day 2 of 3)</w:t>
+            </w:r>
+          </w:p>
+        </w:tc>
+        <w:tc>
+          <w:tcPr>
+            <w:tcW w:type="dxa" w:w="864"/>
+          </w:tcPr>
+          <w:p>
+            <w:r/>
+            <w:r>
+              <w:rPr>
+                <w:rFonts w:ascii="Calibri" w:hAnsi="Calibri"/>
+                <w:b w:val="0"/>
+                <w:i w:val="0"/>
+                <w:color w:val="000000"/>
+                <w:sz w:val="22"/>
+                <w:u w:val="none"/>
+              </w:rPr>
+              <w:t>1</w:t>
+            </w:r>
+          </w:p>
+        </w:tc>
+        <w:tc>
+          <w:tcPr>
+            <w:tcW w:type="dxa" w:w="5040"/>
+          </w:tcPr>
+          <w:p>
+            <w:r/>
+            <w:r>
+              <w:rPr>
+                <w:rFonts w:ascii="Calibri" w:hAnsi="Calibri"/>
+                <w:b w:val="0"/>
+                <w:i w:val="0"/>
+                <w:color w:val="000000"/>
+                <w:sz w:val="22"/>
+                <w:u w:val="none"/>
+              </w:rPr>
+              <w:t>At the end of 42 minutes I can apply and compare concepts and apply Hess's Law to calculate the enthalpy change of a rea...</w:t>
+            </w:r>
+          </w:p>
+        </w:tc>
+      </w:tr>
+      <w:tr>
+        <w:tc>
+          <w:tcPr>
+            <w:tcW w:type="dxa" w:w="1008"/>
+            <w:shd w:fill="F2F2F2" w:val="clear"/>
+          </w:tcPr>
+          <w:p>
+            <w:r/>
+            <w:r>
+              <w:rPr>
+                <w:rFonts w:ascii="Calibri" w:hAnsi="Calibri"/>
+                <w:b w:val="0"/>
+                <w:i w:val="0"/>
+                <w:color w:val="000000"/>
+                <w:sz w:val="22"/>
+                <w:u w:val="none"/>
+              </w:rPr>
+              <w:t>14</w:t>
+            </w:r>
+          </w:p>
+        </w:tc>
+        <w:tc>
+          <w:tcPr>
+            <w:tcW w:type="dxa" w:w="2880"/>
+            <w:shd w:fill="F2F2F2" w:val="clear"/>
+          </w:tcPr>
+          <w:p>
+            <w:r/>
+            <w:r>
+              <w:rPr>
+                <w:rFonts w:ascii="Calibri" w:hAnsi="Calibri"/>
+                <w:b w:val="0"/>
+                <w:i w:val="0"/>
+                <w:color w:val="000000"/>
+                <w:sz w:val="22"/>
+                <w:u w:val="none"/>
+              </w:rPr>
+              <w:t>Hess's Law and Enthalpy Calculations (Day 3 of 3)</w:t>
+            </w:r>
+          </w:p>
+        </w:tc>
+        <w:tc>
+          <w:tcPr>
+            <w:tcW w:type="dxa" w:w="864"/>
+            <w:shd w:fill="F2F2F2" w:val="clear"/>
+          </w:tcPr>
+          <w:p>
+            <w:r/>
+            <w:r>
+              <w:rPr>
+                <w:rFonts w:ascii="Calibri" w:hAnsi="Calibri"/>
+                <w:b w:val="0"/>
+                <w:i w:val="0"/>
+                <w:color w:val="000000"/>
+                <w:sz w:val="22"/>
+                <w:u w:val="none"/>
+              </w:rPr>
+              <w:t>1</w:t>
+            </w:r>
+          </w:p>
+        </w:tc>
+        <w:tc>
+          <w:tcPr>
+            <w:tcW w:type="dxa" w:w="5040"/>
+            <w:shd w:fill="F2F2F2" w:val="clear"/>
+          </w:tcPr>
+          <w:p>
+            <w:r/>
+            <w:r>
+              <w:rPr>
+                <w:rFonts w:ascii="Calibri" w:hAnsi="Calibri"/>
+                <w:b w:val="0"/>
+                <w:i w:val="0"/>
+                <w:color w:val="000000"/>
+                <w:sz w:val="22"/>
+                <w:u w:val="none"/>
+              </w:rPr>
+              <w:t>At the end of 42 minutes I can evaluate and explain my understanding to apply Hess's Law to calculate the enthalpy chang...</w:t>
+            </w:r>
+          </w:p>
+        </w:tc>
+      </w:tr>
+      <w:tr>
+        <w:tc>
+          <w:tcPr>
+            <w:tcW w:type="dxa" w:w="1008"/>
+          </w:tcPr>
+          <w:p>
+            <w:r/>
+            <w:r>
+              <w:rPr>
+                <w:rFonts w:ascii="Calibri" w:hAnsi="Calibri"/>
+                <w:b w:val="0"/>
+                <w:i w:val="0"/>
+                <w:color w:val="000000"/>
+                <w:sz w:val="22"/>
+                <w:u w:val="none"/>
+              </w:rPr>
+              <w:t>15</w:t>
+            </w:r>
+          </w:p>
+        </w:tc>
+        <w:tc>
+          <w:tcPr>
+            <w:tcW w:type="dxa" w:w="2880"/>
+          </w:tcPr>
+          <w:p>
+            <w:r/>
+            <w:r>
+              <w:rPr>
+                <w:rFonts w:ascii="Calibri" w:hAnsi="Calibri"/>
+                <w:b w:val="0"/>
+                <w:i w:val="0"/>
+                <w:color w:val="000000"/>
+                <w:sz w:val="22"/>
+                <w:u w:val="none"/>
+              </w:rPr>
+              <w:t>Energy in Reactions Review and Performance Task (Day 1 of 2)</w:t>
+            </w:r>
+          </w:p>
+        </w:tc>
+        <w:tc>
+          <w:tcPr>
+            <w:tcW w:type="dxa" w:w="864"/>
+          </w:tcPr>
+          <w:p>
+            <w:r/>
+            <w:r>
+              <w:rPr>
+                <w:rFonts w:ascii="Calibri" w:hAnsi="Calibri"/>
+                <w:b w:val="0"/>
+                <w:i w:val="0"/>
+                <w:color w:val="000000"/>
+                <w:sz w:val="22"/>
+                <w:u w:val="none"/>
+              </w:rPr>
+              <w:t>1</w:t>
+            </w:r>
+          </w:p>
+        </w:tc>
+        <w:tc>
+          <w:tcPr>
+            <w:tcW w:type="dxa" w:w="5040"/>
+          </w:tcPr>
+          <w:p>
+            <w:r/>
+            <w:r>
+              <w:rPr>
+                <w:rFonts w:ascii="Calibri" w:hAnsi="Calibri"/>
+                <w:b w:val="0"/>
+                <w:i w:val="0"/>
+                <w:color w:val="000000"/>
+                <w:sz w:val="22"/>
+                <w:u w:val="none"/>
+              </w:rPr>
+              <w:t>At the end of 42 minutes I can define and identify key concepts related to: connect exothermic/endothermic classificatio...</w:t>
+            </w:r>
+          </w:p>
+        </w:tc>
+      </w:tr>
+      <w:tr>
+        <w:tc>
+          <w:tcPr>
+            <w:tcW w:type="dxa" w:w="1008"/>
+            <w:shd w:fill="F2F2F2" w:val="clear"/>
+          </w:tcPr>
+          <w:p>
+            <w:r/>
+            <w:r>
+              <w:rPr>
+                <w:rFonts w:ascii="Calibri" w:hAnsi="Calibri"/>
+                <w:b w:val="0"/>
+                <w:i w:val="0"/>
+                <w:color w:val="000000"/>
+                <w:sz w:val="22"/>
+                <w:u w:val="none"/>
+              </w:rPr>
+              <w:t>16</w:t>
+            </w:r>
+          </w:p>
+        </w:tc>
+        <w:tc>
+          <w:tcPr>
+            <w:tcW w:type="dxa" w:w="2880"/>
+            <w:shd w:fill="F2F2F2" w:val="clear"/>
+          </w:tcPr>
+          <w:p>
+            <w:r/>
+            <w:r>
+              <w:rPr>
+                <w:rFonts w:ascii="Calibri" w:hAnsi="Calibri"/>
+                <w:b w:val="0"/>
+                <w:i w:val="0"/>
+                <w:color w:val="000000"/>
+                <w:sz w:val="22"/>
+                <w:u w:val="none"/>
+              </w:rPr>
+              <w:t>Energy in Reactions Review and Performance Task (Day 2 of 2)</w:t>
+            </w:r>
+          </w:p>
+        </w:tc>
+        <w:tc>
+          <w:tcPr>
+            <w:tcW w:type="dxa" w:w="864"/>
+            <w:shd w:fill="F2F2F2" w:val="clear"/>
+          </w:tcPr>
+          <w:p>
+            <w:r/>
+            <w:r>
+              <w:rPr>
+                <w:rFonts w:ascii="Calibri" w:hAnsi="Calibri"/>
+                <w:b w:val="0"/>
+                <w:i w:val="0"/>
+                <w:color w:val="000000"/>
+                <w:sz w:val="22"/>
+                <w:u w:val="none"/>
+              </w:rPr>
+              <w:t>1</w:t>
+            </w:r>
+          </w:p>
+        </w:tc>
+        <w:tc>
+          <w:tcPr>
+            <w:tcW w:type="dxa" w:w="5040"/>
+            <w:shd w:fill="F2F2F2" w:val="clear"/>
+          </w:tcPr>
+          <w:p>
+            <w:r/>
+            <w:r>
+              <w:rPr>
+                <w:rFonts w:ascii="Calibri" w:hAnsi="Calibri"/>
+                <w:b w:val="0"/>
+                <w:i w:val="0"/>
+                <w:color w:val="000000"/>
+                <w:sz w:val="22"/>
+                <w:u w:val="none"/>
+              </w:rPr>
+              <w:t>At the end of 42 minutes I can apply and analyze my understanding to connect exothermic/endothermic classification, PE d...</w:t>
+            </w:r>
+          </w:p>
+        </w:tc>
+      </w:tr>
+      <w:tr>
+        <w:tc>
+          <w:tcPr>
+            <w:tcW w:type="dxa" w:w="1008"/>
+          </w:tcPr>
+          <w:p>
+            <w:r/>
+            <w:r>
+              <w:rPr>
+                <w:rFonts w:ascii="Calibri" w:hAnsi="Calibri"/>
+                <w:b w:val="0"/>
+                <w:i w:val="0"/>
+                <w:color w:val="000000"/>
+                <w:sz w:val="22"/>
+                <w:u w:val="none"/>
+              </w:rPr>
+              <w:t>17</w:t>
+            </w:r>
+          </w:p>
+        </w:tc>
+        <w:tc>
+          <w:tcPr>
+            <w:tcW w:type="dxa" w:w="2880"/>
+          </w:tcPr>
+          <w:p>
+            <w:r/>
+            <w:r>
+              <w:rPr>
+                <w:rFonts w:ascii="Calibri" w:hAnsi="Calibri"/>
+                <w:b w:val="0"/>
+                <w:i w:val="0"/>
+                <w:color w:val="000000"/>
+                <w:sz w:val="22"/>
+                <w:u w:val="none"/>
+              </w:rPr>
+              <w:t>Calorimetry Lab: Measuring Heat in Chemical Reactions</w:t>
+            </w:r>
+          </w:p>
+        </w:tc>
+        <w:tc>
+          <w:tcPr>
+            <w:tcW w:type="dxa" w:w="864"/>
+          </w:tcPr>
+          <w:p>
+            <w:r/>
+            <w:r>
+              <w:rPr>
+                <w:rFonts w:ascii="Calibri" w:hAnsi="Calibri"/>
+                <w:b w:val="0"/>
+                <w:i w:val="0"/>
+                <w:color w:val="000000"/>
+                <w:sz w:val="22"/>
+                <w:u w:val="none"/>
+              </w:rPr>
+              <w:t>1</w:t>
+            </w:r>
+          </w:p>
+        </w:tc>
+        <w:tc>
+          <w:tcPr>
+            <w:tcW w:type="dxa" w:w="5040"/>
+          </w:tcPr>
+          <w:p>
+            <w:r/>
+            <w:r>
+              <w:rPr>
+                <w:rFonts w:ascii="Calibri" w:hAnsi="Calibri"/>
+                <w:b w:val="0"/>
+                <w:i w:val="0"/>
+                <w:color w:val="000000"/>
+                <w:sz w:val="22"/>
+                <w:u w:val="none"/>
+              </w:rPr>
+              <w:t>At the end of 42 minutes I can design and conduct a calorimetry experiment to measure the heat released or absorbed duri...</w:t>
+            </w:r>
+          </w:p>
+        </w:tc>
+      </w:tr>
+      <w:tr>
+        <w:tc>
+          <w:tcPr>
+            <w:tcW w:type="dxa" w:w="1008"/>
+            <w:shd w:fill="F2F2F2" w:val="clear"/>
+          </w:tcPr>
+          <w:p>
+            <w:r/>
+            <w:r>
+              <w:rPr>
+                <w:rFonts w:ascii="Calibri" w:hAnsi="Calibri"/>
+                <w:b w:val="0"/>
+                <w:i w:val="0"/>
+                <w:color w:val="000000"/>
+                <w:sz w:val="22"/>
+                <w:u w:val="none"/>
+              </w:rPr>
+              <w:t>18</w:t>
+            </w:r>
+          </w:p>
+        </w:tc>
+        <w:tc>
+          <w:tcPr>
+            <w:tcW w:type="dxa" w:w="2880"/>
+            <w:shd w:fill="F2F2F2" w:val="clear"/>
+          </w:tcPr>
+          <w:p>
+            <w:r/>
+            <w:r>
+              <w:rPr>
+                <w:rFonts w:ascii="Calibri" w:hAnsi="Calibri"/>
+                <w:b w:val="0"/>
+                <w:i w:val="0"/>
+                <w:color w:val="000000"/>
+                <w:sz w:val="22"/>
+                <w:u w:val="none"/>
+              </w:rPr>
+              <w:t>Energy Diagrams and Catalysts: Practice and Problem Solving</w:t>
+            </w:r>
+          </w:p>
+        </w:tc>
+        <w:tc>
+          <w:tcPr>
+            <w:tcW w:type="dxa" w:w="864"/>
+            <w:shd w:fill="F2F2F2" w:val="clear"/>
+          </w:tcPr>
+          <w:p>
+            <w:r/>
+            <w:r>
+              <w:rPr>
+                <w:rFonts w:ascii="Calibri" w:hAnsi="Calibri"/>
+                <w:b w:val="0"/>
+                <w:i w:val="0"/>
+                <w:color w:val="000000"/>
+                <w:sz w:val="22"/>
+                <w:u w:val="none"/>
+              </w:rPr>
+              <w:t>1</w:t>
+            </w:r>
+          </w:p>
+        </w:tc>
+        <w:tc>
+          <w:tcPr>
+            <w:tcW w:type="dxa" w:w="5040"/>
+            <w:shd w:fill="F2F2F2" w:val="clear"/>
+          </w:tcPr>
+          <w:p>
+            <w:r/>
+            <w:r>
+              <w:rPr>
+                <w:rFonts w:ascii="Calibri" w:hAnsi="Calibri"/>
+                <w:b w:val="0"/>
+                <w:i w:val="0"/>
+                <w:color w:val="000000"/>
+                <w:sz w:val="22"/>
+                <w:u w:val="none"/>
+              </w:rPr>
+              <w:t>At the end of 42 minutes I can interpret and draw potential energy diagrams for catalyzed and uncatalyzed reactions and ...</w:t>
             </w:r>
           </w:p>
         </w:tc>
@@ -905,6 +1865,8 @@
               </w:rPr>
               <w:t>HS-PS1-4</w:t>
               <w:br/>
+              <w:t>HS-PS1-5</w:t>
+              <w:br/>
               <w:t>HS-PS3-1</w:t>
               <w:br/>
               <w:t>HS-PS3-5</w:t>
@@ -934,6 +1896,8 @@
               <w:br/>
               <w:t>Engaging in Argument from Evidence</w:t>
               <w:br/>
+              <w:t>Planning and Carrying Out Investigations</w:t>
+              <w:br/>
               <w:t>Using Mathematics and Computational Thinking</w:t>
             </w:r>
           </w:p>
@@ -956,6 +1920,8 @@
               <w:t>Energy and Matter</w:t>
               <w:br/>
               <w:t>Scale, Proportion, and Quantity</w:t>
+              <w:br/>
+              <w:t>Stability and Change</w:t>
             </w:r>
           </w:p>
         </w:tc>
